--- a/04_LEZIONE_4/SOLUZIONI/L4_SOLUZIONI_DOCENTE.docx
+++ b/04_LEZIONE_4/SOLUZIONI/L4_SOLUZIONI_DOCENTE.docx
@@ -2084,6 +2084,51 @@
         <w:t>Screenshot Gmail: deve mostrare il menu ⋮ con 'Segnala phishing' (in Google Workspace for Education è presente). Se l'amministratore l'ha nascosto, accettare lo screenshot del menu.</w:t>
       </w:r>
     </w:p>
+    <w:p>
+      <w:pPr>
+        <w:pStyle w:val="Heading2"/>
+      </w:pPr>
+      <w:r>
+        <w:t>Codice della casella (O23-PHI)</w:t>
+      </w:r>
+    </w:p>
+    <w:p>
+      <w:r>
+        <w:rPr/>
+        <w:t xml:space="preserve">Esempio: </w:t>
+      </w:r>
+      <w:r>
+        <w:rPr>
+          <w:i/>
+        </w:rPr>
+        <w:t>O23-PHI | Mario Rossi | DECISIONI 1P 2P 3P 4A 5P | MITTENTI 4/4 | LINK 3/3 | CLIC 0 | #…</w:t>
+      </w:r>
+      <w:r>
+        <w:rPr/>
+        <w:t>. P = phishing, A = affidabile, - = non deciso. La casella registra le decisioni ma non dice allo studente se sono giuste: la chiave è la tabella qui sopra (1 P · 2 P · 3 P · 4 A · 5 P). MITTENTI = email di cui ha scoperto l'indirizzo completo (su 4); LINK = messaggi con link di cui ha letto l'indirizzo vero passando il mouse (su 3); CLIC = link cliccati.</w:t>
+      </w:r>
+    </w:p>
+    <w:p>
+      <w:r>
+        <w:rPr>
+          <w:sz w:val="20"/>
+        </w:rPr>
+        <w:t xml:space="preserve">La pagina </w:t>
+      </w:r>
+      <w:r>
+        <w:rPr>
+          <w:b/>
+          <w:sz w:val="20"/>
+        </w:rPr>
+        <w:t>verifica_codici.html</w:t>
+      </w:r>
+      <w:r>
+        <w:rPr>
+          <w:sz w:val="20"/>
+        </w:rPr>
+        <w:t xml:space="preserve"> (cartella principale del pacchetto) legge i codici di tutta la classe e propone i livelli: 9.2 dalle decisioni (5/5 → AUTONOMO se nella scheda c'è anche lo screenshot di Segnala phishing; 4/5 → CON SUPPORTO), 9.1 dai controlli fatti (tutti → AUTONOMO se nella scheda ci sono gli indizi). La 9.3 (come verifico) si valuta solo sulla scheda.</w:t>
+      </w:r>
+    </w:p>
     <w:sectPr>
       <w:headerReference w:type="default" r:id="rId9"/>
       <w:footerReference w:type="default" r:id="rId10"/>
